--- a/Varias/Virtuosa - Samuel Adrian.docx
+++ b/Varias/Virtuosa - Samuel Adrian.docx
@@ -730,19 +730,388 @@
           <w:szCs w:val="13"/>
           <w:u w:val="none"/>
         </w:rPr>
-        <w:t>[</w:t>
-      </w:r>
+        <w:t>[Pre-Coro]</w:t>
+      </w:r>
+    </w:p>
+    <w:p>
+      <w:pPr>
+        <w:pStyle w:val="Normal"/>
+        <w:rPr>
+          <w:b w:val="false"/>
+          <w:b w:val="false"/>
+          <w:bCs w:val="false"/>
+          <w:color w:val="auto"/>
+        </w:rPr>
+      </w:pPr>
+      <w:r>
+        <w:rPr>
+          <w:b w:val="false"/>
+          <w:bCs w:val="false"/>
+          <w:color w:val="auto"/>
+          <w:sz w:val="13"/>
+          <w:szCs w:val="13"/>
+          <w:u w:val="none"/>
+        </w:rPr>
+        <w:t xml:space="preserve">   </w:t>
+      </w:r>
+      <w:r>
+        <w:rPr>
+          <w:b w:val="false"/>
+          <w:bCs w:val="false"/>
+          <w:color w:val="auto"/>
+          <w:sz w:val="13"/>
+          <w:szCs w:val="13"/>
+          <w:u w:val="none"/>
+        </w:rPr>
+        <w:t>Em7                          Bm</w:t>
+      </w:r>
+    </w:p>
+    <w:p>
+      <w:pPr>
+        <w:pStyle w:val="Normal"/>
+        <w:rPr>
+          <w:b w:val="false"/>
+          <w:b w:val="false"/>
+          <w:bCs w:val="false"/>
+          <w:color w:val="auto"/>
+        </w:rPr>
+      </w:pPr>
+      <w:r>
+        <w:rPr>
+          <w:b w:val="false"/>
+          <w:bCs w:val="false"/>
+          <w:color w:val="auto"/>
+          <w:sz w:val="13"/>
+          <w:szCs w:val="13"/>
+          <w:u w:val="none"/>
+        </w:rPr>
+        <w:t>Te he visto pelear grandes batallas</w:t>
+      </w:r>
+    </w:p>
+    <w:p>
+      <w:pPr>
+        <w:pStyle w:val="Normal"/>
+        <w:rPr>
+          <w:b w:val="false"/>
+          <w:b w:val="false"/>
+          <w:bCs w:val="false"/>
+          <w:color w:val="auto"/>
+        </w:rPr>
+      </w:pPr>
+      <w:r>
+        <w:rPr>
+          <w:b w:val="false"/>
+          <w:bCs w:val="false"/>
+          <w:color w:val="auto"/>
+          <w:sz w:val="13"/>
+          <w:szCs w:val="13"/>
+          <w:u w:val="none"/>
+        </w:rPr>
+        <w:t xml:space="preserve">     </w:t>
+      </w:r>
+      <w:r>
+        <w:rPr>
+          <w:b w:val="false"/>
+          <w:bCs w:val="false"/>
+          <w:color w:val="auto"/>
+          <w:sz w:val="13"/>
+          <w:szCs w:val="13"/>
+          <w:u w:val="none"/>
+        </w:rPr>
+        <w:t>Cadd9                     G  D/F#</w:t>
+      </w:r>
+    </w:p>
+    <w:p>
+      <w:pPr>
+        <w:pStyle w:val="Normal"/>
+        <w:rPr>
+          <w:b w:val="false"/>
+          <w:b w:val="false"/>
+          <w:bCs w:val="false"/>
+          <w:color w:val="auto"/>
+        </w:rPr>
+      </w:pPr>
+      <w:r>
+        <w:rPr>
+          <w:b w:val="false"/>
+          <w:bCs w:val="false"/>
+          <w:color w:val="auto"/>
+          <w:sz w:val="13"/>
+          <w:szCs w:val="13"/>
+          <w:u w:val="none"/>
+        </w:rPr>
+        <w:t>Postrada de rodilla ante al altar</w:t>
+      </w:r>
+    </w:p>
+    <w:p>
+      <w:pPr>
+        <w:pStyle w:val="Normal"/>
+        <w:rPr>
+          <w:b w:val="false"/>
+          <w:b w:val="false"/>
+          <w:bCs w:val="false"/>
+          <w:color w:val="auto"/>
+        </w:rPr>
+      </w:pPr>
+      <w:r>
+        <w:rPr>
+          <w:b w:val="false"/>
+          <w:bCs w:val="false"/>
+          <w:color w:val="auto"/>
+          <w:sz w:val="13"/>
+          <w:szCs w:val="13"/>
+          <w:u w:val="none"/>
+        </w:rPr>
+        <w:t xml:space="preserve">       </w:t>
+      </w:r>
+      <w:r>
+        <w:rPr>
+          <w:b w:val="false"/>
+          <w:bCs w:val="false"/>
+          <w:color w:val="auto"/>
+          <w:sz w:val="13"/>
+          <w:szCs w:val="13"/>
+          <w:u w:val="none"/>
+        </w:rPr>
+        <w:t>Em                    Bm</w:t>
+      </w:r>
+    </w:p>
+    <w:p>
+      <w:pPr>
+        <w:pStyle w:val="Normal"/>
+        <w:rPr>
+          <w:b w:val="false"/>
+          <w:b w:val="false"/>
+          <w:bCs w:val="false"/>
+          <w:color w:val="auto"/>
+        </w:rPr>
+      </w:pPr>
+      <w:r>
+        <w:rPr>
+          <w:b w:val="false"/>
+          <w:bCs w:val="false"/>
+          <w:color w:val="auto"/>
+          <w:sz w:val="13"/>
+          <w:szCs w:val="13"/>
+          <w:u w:val="none"/>
+        </w:rPr>
+        <w:t>Te he visto luchar por tu familia</w:t>
+      </w:r>
+    </w:p>
+    <w:p>
+      <w:pPr>
+        <w:pStyle w:val="Normal"/>
+        <w:rPr>
+          <w:b w:val="false"/>
+          <w:b w:val="false"/>
+          <w:bCs w:val="false"/>
+          <w:color w:val="auto"/>
+        </w:rPr>
+      </w:pPr>
+      <w:r>
+        <w:rPr>
+          <w:b w:val="false"/>
+          <w:bCs w:val="false"/>
+          <w:color w:val="auto"/>
+          <w:sz w:val="13"/>
+          <w:szCs w:val="13"/>
+          <w:u w:val="none"/>
+        </w:rPr>
+        <w:t xml:space="preserve">  </w:t>
+      </w:r>
+      <w:r>
+        <w:rPr>
+          <w:b w:val="false"/>
+          <w:bCs w:val="false"/>
+          <w:color w:val="auto"/>
+          <w:sz w:val="13"/>
+          <w:szCs w:val="13"/>
+          <w:u w:val="none"/>
+        </w:rPr>
+        <w:t>C                           D</w:t>
+      </w:r>
+    </w:p>
+    <w:p>
+      <w:pPr>
+        <w:pStyle w:val="Normal"/>
+        <w:rPr>
+          <w:b w:val="false"/>
+          <w:b w:val="false"/>
+          <w:bCs w:val="false"/>
+          <w:color w:val="auto"/>
+        </w:rPr>
+      </w:pPr>
+      <w:r>
+        <w:rPr>
+          <w:b w:val="false"/>
+          <w:bCs w:val="false"/>
+          <w:color w:val="auto"/>
+          <w:sz w:val="13"/>
+          <w:szCs w:val="13"/>
+          <w:u w:val="none"/>
+        </w:rPr>
+        <w:t>Y amarnos de forma incondicional</w:t>
+      </w:r>
+    </w:p>
+    <w:p>
+      <w:pPr>
+        <w:pStyle w:val="Normal"/>
+        <w:rPr>
+          <w:b w:val="false"/>
+          <w:b w:val="false"/>
+          <w:bCs w:val="false"/>
+          <w:color w:val="1C99E0"/>
+        </w:rPr>
+      </w:pPr>
       <w:r>
         <w:rPr>
           <w:b/>
-          <w:bCs w:val="false"/>
-          <w:color w:val="1C99E0"/>
-          <w:sz w:val="13"/>
-          <w:szCs w:val="13"/>
-          <w:u w:val="none"/>
-        </w:rPr>
-        <w:t>Pre-</w:t>
-      </w:r>
+          <w:color w:val="1C99E0"/>
+          <w:sz w:val="13"/>
+          <w:szCs w:val="13"/>
+          <w:u w:val="none"/>
+        </w:rPr>
+        <w:t>[Coro I]</w:t>
+      </w:r>
+    </w:p>
+    <w:p>
+      <w:pPr>
+        <w:pStyle w:val="Normal"/>
+        <w:rPr>
+          <w:b w:val="false"/>
+          <w:b w:val="false"/>
+          <w:bCs w:val="false"/>
+          <w:color w:val="auto"/>
+        </w:rPr>
+      </w:pPr>
+      <w:r>
+        <w:rPr>
+          <w:b w:val="false"/>
+          <w:bCs w:val="false"/>
+          <w:color w:val="auto"/>
+          <w:sz w:val="13"/>
+          <w:szCs w:val="13"/>
+          <w:u w:val="none"/>
+        </w:rPr>
+        <w:t xml:space="preserve">     </w:t>
+      </w:r>
+      <w:r>
+        <w:rPr>
+          <w:b w:val="false"/>
+          <w:bCs w:val="false"/>
+          <w:color w:val="auto"/>
+          <w:sz w:val="13"/>
+          <w:szCs w:val="13"/>
+          <w:u w:val="none"/>
+        </w:rPr>
+        <w:t>Cadd9  D               Em7 G/B D/F#</w:t>
+      </w:r>
+    </w:p>
+    <w:p>
+      <w:pPr>
+        <w:pStyle w:val="Normal"/>
+        <w:rPr>
+          <w:b w:val="false"/>
+          <w:b w:val="false"/>
+          <w:bCs w:val="false"/>
+          <w:color w:val="auto"/>
+        </w:rPr>
+      </w:pPr>
+      <w:r>
+        <w:rPr>
+          <w:b w:val="false"/>
+          <w:bCs w:val="false"/>
+          <w:color w:val="auto"/>
+          <w:sz w:val="13"/>
+          <w:szCs w:val="13"/>
+          <w:u w:val="none"/>
+        </w:rPr>
+        <w:t>Virtuosa mujer quien la hallara</w:t>
+      </w:r>
+    </w:p>
+    <w:p>
+      <w:pPr>
+        <w:pStyle w:val="Normal"/>
+        <w:rPr>
+          <w:b w:val="false"/>
+          <w:b w:val="false"/>
+          <w:bCs w:val="false"/>
+          <w:color w:val="auto"/>
+        </w:rPr>
+      </w:pPr>
+      <w:r>
+        <w:rPr>
+          <w:b w:val="false"/>
+          <w:bCs w:val="false"/>
+          <w:color w:val="auto"/>
+          <w:sz w:val="13"/>
+          <w:szCs w:val="13"/>
+          <w:u w:val="none"/>
+        </w:rPr>
+        <w:t xml:space="preserve">   </w:t>
+      </w:r>
+      <w:r>
+        <w:rPr>
+          <w:b w:val="false"/>
+          <w:bCs w:val="false"/>
+          <w:color w:val="auto"/>
+          <w:sz w:val="13"/>
+          <w:szCs w:val="13"/>
+          <w:u w:val="none"/>
+        </w:rPr>
+        <w:t>Cadd9      D            G</w:t>
+      </w:r>
+    </w:p>
+    <w:p>
+      <w:pPr>
+        <w:pStyle w:val="Normal"/>
+        <w:rPr>
+          <w:b w:val="false"/>
+          <w:b w:val="false"/>
+          <w:bCs w:val="false"/>
+          <w:color w:val="auto"/>
+        </w:rPr>
+      </w:pPr>
+      <w:r>
+        <w:rPr>
+          <w:b w:val="false"/>
+          <w:bCs w:val="false"/>
+          <w:color w:val="auto"/>
+          <w:sz w:val="13"/>
+          <w:szCs w:val="13"/>
+          <w:u w:val="none"/>
+        </w:rPr>
+        <w:t>De fuerza y honor se vestirá</w:t>
+      </w:r>
+    </w:p>
+    <w:p>
+      <w:pPr>
+        <w:pStyle w:val="Normal"/>
+        <w:rPr>
+          <w:b w:val="false"/>
+          <w:b w:val="false"/>
+          <w:bCs w:val="false"/>
+          <w:color w:val="auto"/>
+        </w:rPr>
+      </w:pPr>
+      <w:r>
+        <w:rPr>
+          <w:b w:val="false"/>
+          <w:bCs w:val="false"/>
+          <w:color w:val="auto"/>
+        </w:rPr>
+      </w:r>
+    </w:p>
+    <w:p>
+      <w:pPr>
+        <w:pStyle w:val="Normal"/>
+        <w:rPr>
+          <w:b w:val="false"/>
+          <w:b w:val="false"/>
+          <w:bCs w:val="false"/>
+          <w:color w:val="1C99E0"/>
+        </w:rPr>
+      </w:pPr>
       <w:r>
         <w:rPr>
           <w:b/>
@@ -752,7 +1121,181 @@
           <w:szCs w:val="13"/>
           <w:u w:val="none"/>
         </w:rPr>
-        <w:t>Coro]</w:t>
+        <w:t>[Verso I]</w:t>
+      </w:r>
+    </w:p>
+    <w:p>
+      <w:pPr>
+        <w:pStyle w:val="Normal"/>
+        <w:rPr>
+          <w:b w:val="false"/>
+          <w:b w:val="false"/>
+          <w:bCs w:val="false"/>
+          <w:color w:val="1C99E0"/>
+        </w:rPr>
+      </w:pPr>
+      <w:r>
+        <w:rPr>
+          <w:b w:val="false"/>
+          <w:bCs w:val="false"/>
+          <w:color w:val="1C99E0"/>
+        </w:rPr>
+      </w:r>
+    </w:p>
+    <w:p>
+      <w:pPr>
+        <w:pStyle w:val="Normal"/>
+        <w:rPr>
+          <w:b w:val="false"/>
+          <w:b w:val="false"/>
+          <w:bCs w:val="false"/>
+          <w:color w:val="1C99E0"/>
+        </w:rPr>
+      </w:pPr>
+      <w:r>
+        <w:rPr>
+          <w:b/>
+          <w:bCs w:val="false"/>
+          <w:color w:val="1C99E0"/>
+          <w:sz w:val="13"/>
+          <w:szCs w:val="13"/>
+          <w:u w:val="none"/>
+        </w:rPr>
+        <w:t>[Verso II]</w:t>
+      </w:r>
+    </w:p>
+    <w:p>
+      <w:pPr>
+        <w:pStyle w:val="Normal"/>
+        <w:rPr>
+          <w:b w:val="false"/>
+          <w:b w:val="false"/>
+          <w:bCs w:val="false"/>
+          <w:color w:val="1C99E0"/>
+        </w:rPr>
+      </w:pPr>
+      <w:r>
+        <w:rPr>
+          <w:b w:val="false"/>
+          <w:bCs w:val="false"/>
+          <w:color w:val="1C99E0"/>
+        </w:rPr>
+      </w:r>
+    </w:p>
+    <w:p>
+      <w:pPr>
+        <w:pStyle w:val="Normal"/>
+        <w:rPr>
+          <w:b w:val="false"/>
+          <w:b w:val="false"/>
+          <w:bCs w:val="false"/>
+          <w:color w:val="1C99E0"/>
+        </w:rPr>
+      </w:pPr>
+      <w:r>
+        <w:rPr>
+          <w:b/>
+          <w:bCs w:val="false"/>
+          <w:color w:val="1C99E0"/>
+          <w:sz w:val="13"/>
+          <w:szCs w:val="13"/>
+          <w:u w:val="none"/>
+        </w:rPr>
+        <w:t>[Pre-Coro]</w:t>
+      </w:r>
+    </w:p>
+    <w:p>
+      <w:pPr>
+        <w:pStyle w:val="Normal"/>
+        <w:rPr>
+          <w:b w:val="false"/>
+          <w:b w:val="false"/>
+          <w:bCs w:val="false"/>
+          <w:color w:val="1C99E0"/>
+        </w:rPr>
+      </w:pPr>
+      <w:r>
+        <w:rPr>
+          <w:b w:val="false"/>
+          <w:bCs w:val="false"/>
+          <w:color w:val="1C99E0"/>
+        </w:rPr>
+      </w:r>
+    </w:p>
+    <w:p>
+      <w:pPr>
+        <w:pStyle w:val="Normal"/>
+        <w:rPr>
+          <w:b w:val="false"/>
+          <w:b w:val="false"/>
+          <w:bCs w:val="false"/>
+          <w:color w:val="1C99E0"/>
+        </w:rPr>
+      </w:pPr>
+      <w:r>
+        <w:rPr>
+          <w:b/>
+          <w:color w:val="1C99E0"/>
+          <w:sz w:val="13"/>
+          <w:szCs w:val="13"/>
+          <w:u w:val="none"/>
+        </w:rPr>
+        <w:t>[Coro I]</w:t>
+      </w:r>
+    </w:p>
+    <w:p>
+      <w:pPr>
+        <w:pStyle w:val="Normal"/>
+        <w:rPr>
+          <w:b w:val="false"/>
+          <w:b w:val="false"/>
+          <w:bCs w:val="false"/>
+          <w:color w:val="auto"/>
+        </w:rPr>
+      </w:pPr>
+      <w:r>
+        <w:rPr>
+          <w:b w:val="false"/>
+          <w:bCs w:val="false"/>
+          <w:color w:val="auto"/>
+          <w:sz w:val="13"/>
+          <w:szCs w:val="13"/>
+          <w:u w:val="none"/>
+        </w:rPr>
+        <w:t xml:space="preserve">     </w:t>
+      </w:r>
+      <w:r>
+        <w:rPr>
+          <w:b w:val="false"/>
+          <w:bCs w:val="false"/>
+          <w:color w:val="auto"/>
+          <w:sz w:val="13"/>
+          <w:szCs w:val="13"/>
+          <w:u w:val="none"/>
+        </w:rPr>
+        <w:t>Cadd9  D               Em7 G/B D/F#</w:t>
+      </w:r>
+    </w:p>
+    <w:p>
+      <w:pPr>
+        <w:pStyle w:val="Normal"/>
+        <w:rPr>
+          <w:b w:val="false"/>
+          <w:b w:val="false"/>
+          <w:bCs w:val="false"/>
+          <w:color w:val="auto"/>
+        </w:rPr>
+      </w:pPr>
+      <w:r>
+        <w:rPr>
+          <w:b w:val="false"/>
+          <w:bCs w:val="false"/>
+          <w:color w:val="auto"/>
+          <w:sz w:val="13"/>
+          <w:szCs w:val="13"/>
+          <w:u w:val="none"/>
+        </w:rPr>
+        <w:t>Virtuosa mujer quien la hallara</w:t>
       </w:r>
     </w:p>
     <w:p>
@@ -785,194 +1328,47 @@
           <w:szCs w:val="13"/>
           <w:u w:val="none"/>
         </w:rPr>
-        <w:t>Em7                          Bm</w:t>
-      </w:r>
-    </w:p>
-    <w:p>
-      <w:pPr>
-        <w:pStyle w:val="Normal"/>
-        <w:rPr>
-          <w:b w:val="false"/>
-          <w:b w:val="false"/>
-          <w:bCs w:val="false"/>
-          <w:color w:val="auto"/>
-        </w:rPr>
-      </w:pPr>
-      <w:r>
-        <w:rPr>
-          <w:b w:val="false"/>
-          <w:bCs w:val="false"/>
-          <w:color w:val="auto"/>
-          <w:sz w:val="13"/>
-          <w:szCs w:val="13"/>
-          <w:u w:val="none"/>
-        </w:rPr>
-        <w:t>Te he visto pelear grandes batallas</w:t>
-      </w:r>
-    </w:p>
-    <w:p>
-      <w:pPr>
-        <w:pStyle w:val="Normal"/>
-        <w:rPr>
-          <w:b w:val="false"/>
-          <w:b w:val="false"/>
-          <w:bCs w:val="false"/>
-          <w:color w:val="auto"/>
-        </w:rPr>
-      </w:pPr>
-      <w:r>
-        <w:rPr>
-          <w:b w:val="false"/>
-          <w:bCs w:val="false"/>
-          <w:color w:val="auto"/>
-          <w:sz w:val="13"/>
-          <w:szCs w:val="13"/>
-          <w:u w:val="none"/>
-        </w:rPr>
-        <w:t xml:space="preserve">     </w:t>
-      </w:r>
-      <w:r>
-        <w:rPr>
-          <w:b w:val="false"/>
-          <w:bCs w:val="false"/>
-          <w:color w:val="auto"/>
-          <w:sz w:val="13"/>
-          <w:szCs w:val="13"/>
-          <w:u w:val="none"/>
-        </w:rPr>
-        <w:t>Cadd9                     G  D/F#</w:t>
-      </w:r>
-    </w:p>
-    <w:p>
-      <w:pPr>
-        <w:pStyle w:val="Normal"/>
-        <w:rPr>
-          <w:b w:val="false"/>
-          <w:b w:val="false"/>
-          <w:bCs w:val="false"/>
-          <w:color w:val="auto"/>
-        </w:rPr>
-      </w:pPr>
-      <w:r>
-        <w:rPr>
-          <w:b w:val="false"/>
-          <w:bCs w:val="false"/>
-          <w:color w:val="auto"/>
-          <w:sz w:val="13"/>
-          <w:szCs w:val="13"/>
-          <w:u w:val="none"/>
-        </w:rPr>
-        <w:t>Postrada de rodilla ante al altar</w:t>
-      </w:r>
-    </w:p>
-    <w:p>
-      <w:pPr>
-        <w:pStyle w:val="Normal"/>
-        <w:rPr>
-          <w:b w:val="false"/>
-          <w:b w:val="false"/>
-          <w:bCs w:val="false"/>
-          <w:color w:val="auto"/>
-        </w:rPr>
-      </w:pPr>
-      <w:r>
-        <w:rPr>
-          <w:b w:val="false"/>
-          <w:bCs w:val="false"/>
-          <w:color w:val="auto"/>
-          <w:sz w:val="13"/>
-          <w:szCs w:val="13"/>
-          <w:u w:val="none"/>
-        </w:rPr>
-        <w:t xml:space="preserve">       </w:t>
-      </w:r>
-      <w:r>
-        <w:rPr>
-          <w:b w:val="false"/>
-          <w:bCs w:val="false"/>
-          <w:color w:val="auto"/>
-          <w:sz w:val="13"/>
-          <w:szCs w:val="13"/>
-          <w:u w:val="none"/>
-        </w:rPr>
-        <w:t>Em                    Bm</w:t>
-      </w:r>
-    </w:p>
-    <w:p>
-      <w:pPr>
-        <w:pStyle w:val="Normal"/>
-        <w:rPr>
-          <w:b w:val="false"/>
-          <w:b w:val="false"/>
-          <w:bCs w:val="false"/>
-          <w:color w:val="auto"/>
-        </w:rPr>
-      </w:pPr>
-      <w:r>
-        <w:rPr>
-          <w:b w:val="false"/>
-          <w:bCs w:val="false"/>
-          <w:color w:val="auto"/>
-          <w:sz w:val="13"/>
-          <w:szCs w:val="13"/>
-          <w:u w:val="none"/>
-        </w:rPr>
-        <w:t>Te he visto luchar por tu familia</w:t>
-      </w:r>
-    </w:p>
-    <w:p>
-      <w:pPr>
-        <w:pStyle w:val="Normal"/>
-        <w:rPr>
-          <w:b w:val="false"/>
-          <w:b w:val="false"/>
-          <w:bCs w:val="false"/>
-          <w:color w:val="auto"/>
-        </w:rPr>
-      </w:pPr>
-      <w:r>
-        <w:rPr>
-          <w:b w:val="false"/>
-          <w:bCs w:val="false"/>
-          <w:color w:val="auto"/>
-          <w:sz w:val="13"/>
-          <w:szCs w:val="13"/>
-          <w:u w:val="none"/>
-        </w:rPr>
-        <w:t xml:space="preserve">  </w:t>
-      </w:r>
-      <w:r>
-        <w:rPr>
-          <w:b w:val="false"/>
-          <w:bCs w:val="false"/>
-          <w:color w:val="auto"/>
-          <w:sz w:val="13"/>
-          <w:szCs w:val="13"/>
-          <w:u w:val="none"/>
-        </w:rPr>
-        <w:t>C                           D</w:t>
-      </w:r>
-    </w:p>
-    <w:p>
-      <w:pPr>
-        <w:pStyle w:val="Normal"/>
-        <w:rPr>
-          <w:b w:val="false"/>
-          <w:b w:val="false"/>
-          <w:bCs w:val="false"/>
-          <w:color w:val="auto"/>
-        </w:rPr>
-      </w:pPr>
-      <w:r>
-        <w:rPr>
-          <w:b w:val="false"/>
-          <w:bCs w:val="false"/>
-          <w:color w:val="auto"/>
-          <w:sz w:val="13"/>
-          <w:szCs w:val="13"/>
-          <w:u w:val="none"/>
-        </w:rPr>
-        <w:t>Y amarnos de forma incondicional</w:t>
+        <w:t>Cadd9      D            G</w:t>
+      </w:r>
+    </w:p>
+    <w:p>
+      <w:pPr>
+        <w:pStyle w:val="Normal"/>
+        <w:rPr>
+          <w:b w:val="false"/>
+          <w:b w:val="false"/>
+          <w:bCs w:val="false"/>
+          <w:color w:val="auto"/>
+        </w:rPr>
+      </w:pPr>
+      <w:r>
+        <w:rPr>
+          <w:b w:val="false"/>
+          <w:bCs w:val="false"/>
+          <w:color w:val="auto"/>
+          <w:sz w:val="13"/>
+          <w:szCs w:val="13"/>
+          <w:u w:val="none"/>
+        </w:rPr>
+        <w:t>De fuerza y honor se vestirá</w:t>
+      </w:r>
+    </w:p>
+    <w:p>
+      <w:pPr>
+        <w:pStyle w:val="Normal"/>
+        <w:rPr>
+          <w:b w:val="false"/>
+          <w:b w:val="false"/>
+          <w:bCs w:val="false"/>
+          <w:color w:val="auto"/>
+        </w:rPr>
+      </w:pPr>
+      <w:r>
+        <w:rPr>
+          <w:b w:val="false"/>
+          <w:bCs w:val="false"/>
+          <w:color w:val="auto"/>
+        </w:rPr>
       </w:r>
     </w:p>
     <w:p>
@@ -993,471 +1389,7 @@
           <w:szCs w:val="13"/>
           <w:u w:val="none"/>
         </w:rPr>
-        <w:t xml:space="preserve">[Coro </w:t>
-      </w:r>
-      <w:r>
-        <w:rPr>
-          <w:b/>
-          <w:color w:val="1C99E0"/>
-          <w:sz w:val="13"/>
-          <w:szCs w:val="13"/>
-          <w:u w:val="none"/>
-        </w:rPr>
-        <w:t>I</w:t>
-      </w:r>
-      <w:r>
-        <w:rPr>
-          <w:b/>
-          <w:color w:val="1C99E0"/>
-          <w:sz w:val="13"/>
-          <w:szCs w:val="13"/>
-          <w:u w:val="none"/>
-        </w:rPr>
-        <w:t>]</w:t>
-      </w:r>
-    </w:p>
-    <w:p>
-      <w:pPr>
-        <w:pStyle w:val="Normal"/>
-        <w:rPr>
-          <w:b w:val="false"/>
-          <w:b w:val="false"/>
-          <w:bCs w:val="false"/>
-          <w:color w:val="auto"/>
-        </w:rPr>
-      </w:pPr>
-      <w:r>
-        <w:rPr>
-          <w:b w:val="false"/>
-          <w:bCs w:val="false"/>
-          <w:color w:val="auto"/>
-          <w:sz w:val="13"/>
-          <w:szCs w:val="13"/>
-          <w:u w:val="none"/>
-        </w:rPr>
-        <w:t xml:space="preserve">     </w:t>
-      </w:r>
-      <w:r>
-        <w:rPr>
-          <w:b w:val="false"/>
-          <w:bCs w:val="false"/>
-          <w:color w:val="auto"/>
-          <w:sz w:val="13"/>
-          <w:szCs w:val="13"/>
-          <w:u w:val="none"/>
-        </w:rPr>
-        <w:t>Cadd9  D               Em7 G/B D/F#</w:t>
-      </w:r>
-    </w:p>
-    <w:p>
-      <w:pPr>
-        <w:pStyle w:val="Normal"/>
-        <w:rPr>
-          <w:b w:val="false"/>
-          <w:b w:val="false"/>
-          <w:bCs w:val="false"/>
-          <w:color w:val="auto"/>
-        </w:rPr>
-      </w:pPr>
-      <w:r>
-        <w:rPr>
-          <w:b w:val="false"/>
-          <w:bCs w:val="false"/>
-          <w:color w:val="auto"/>
-          <w:sz w:val="13"/>
-          <w:szCs w:val="13"/>
-          <w:u w:val="none"/>
-        </w:rPr>
-        <w:t>Virtuosa mujer quien la hallara</w:t>
-      </w:r>
-    </w:p>
-    <w:p>
-      <w:pPr>
-        <w:pStyle w:val="Normal"/>
-        <w:rPr>
-          <w:b w:val="false"/>
-          <w:b w:val="false"/>
-          <w:bCs w:val="false"/>
-          <w:color w:val="auto"/>
-        </w:rPr>
-      </w:pPr>
-      <w:r>
-        <w:rPr>
-          <w:b w:val="false"/>
-          <w:bCs w:val="false"/>
-          <w:color w:val="auto"/>
-          <w:sz w:val="13"/>
-          <w:szCs w:val="13"/>
-          <w:u w:val="none"/>
-        </w:rPr>
-        <w:t xml:space="preserve">   </w:t>
-      </w:r>
-      <w:r>
-        <w:rPr>
-          <w:b w:val="false"/>
-          <w:bCs w:val="false"/>
-          <w:color w:val="auto"/>
-          <w:sz w:val="13"/>
-          <w:szCs w:val="13"/>
-          <w:u w:val="none"/>
-        </w:rPr>
-        <w:t>Cadd9      D            G</w:t>
-      </w:r>
-    </w:p>
-    <w:p>
-      <w:pPr>
-        <w:pStyle w:val="Normal"/>
-        <w:rPr>
-          <w:b w:val="false"/>
-          <w:b w:val="false"/>
-          <w:bCs w:val="false"/>
-          <w:color w:val="auto"/>
-        </w:rPr>
-      </w:pPr>
-      <w:r>
-        <w:rPr>
-          <w:b w:val="false"/>
-          <w:bCs w:val="false"/>
-          <w:color w:val="auto"/>
-          <w:sz w:val="13"/>
-          <w:szCs w:val="13"/>
-          <w:u w:val="none"/>
-        </w:rPr>
-        <w:t>De fuerza y honor se vestirá</w:t>
-      </w:r>
-    </w:p>
-    <w:p>
-      <w:pPr>
-        <w:pStyle w:val="Normal"/>
-        <w:rPr>
-          <w:b w:val="false"/>
-          <w:b w:val="false"/>
-          <w:bCs w:val="false"/>
-          <w:color w:val="auto"/>
-        </w:rPr>
-      </w:pPr>
-      <w:r>
-        <w:rPr/>
-      </w:r>
-    </w:p>
-    <w:p>
-      <w:pPr>
-        <w:pStyle w:val="Normal"/>
-        <w:rPr>
-          <w:b w:val="false"/>
-          <w:b w:val="false"/>
-          <w:bCs w:val="false"/>
-          <w:color w:val="1C99E0"/>
-        </w:rPr>
-      </w:pPr>
-      <w:r>
-        <w:rPr>
-          <w:b/>
-          <w:bCs w:val="false"/>
-          <w:color w:val="1C99E0"/>
-          <w:sz w:val="13"/>
-          <w:szCs w:val="13"/>
-          <w:u w:val="none"/>
-        </w:rPr>
-        <w:t>[Verso I]</w:t>
-      </w:r>
-    </w:p>
-    <w:p>
-      <w:pPr>
-        <w:pStyle w:val="Normal"/>
-        <w:rPr>
-          <w:b w:val="false"/>
-          <w:b w:val="false"/>
-          <w:bCs w:val="false"/>
-          <w:color w:val="1C99E0"/>
-        </w:rPr>
-      </w:pPr>
-      <w:r>
-        <w:rPr/>
-      </w:r>
-    </w:p>
-    <w:p>
-      <w:pPr>
-        <w:pStyle w:val="Normal"/>
-        <w:rPr>
-          <w:b w:val="false"/>
-          <w:b w:val="false"/>
-          <w:bCs w:val="false"/>
-          <w:color w:val="1C99E0"/>
-        </w:rPr>
-      </w:pPr>
-      <w:r>
-        <w:rPr>
-          <w:b/>
-          <w:bCs w:val="false"/>
-          <w:color w:val="1C99E0"/>
-          <w:sz w:val="13"/>
-          <w:szCs w:val="13"/>
-          <w:u w:val="none"/>
-        </w:rPr>
-        <w:t>[Verso II]</w:t>
-      </w:r>
-    </w:p>
-    <w:p>
-      <w:pPr>
-        <w:pStyle w:val="Normal"/>
-        <w:rPr>
-          <w:b w:val="false"/>
-          <w:b w:val="false"/>
-          <w:bCs w:val="false"/>
-          <w:color w:val="1C99E0"/>
-        </w:rPr>
-      </w:pPr>
-      <w:r>
-        <w:rPr/>
-      </w:r>
-    </w:p>
-    <w:p>
-      <w:pPr>
-        <w:pStyle w:val="Normal"/>
-        <w:rPr>
-          <w:b w:val="false"/>
-          <w:b w:val="false"/>
-          <w:bCs w:val="false"/>
-          <w:color w:val="1C99E0"/>
-        </w:rPr>
-      </w:pPr>
-      <w:r>
-        <w:rPr>
-          <w:b/>
-          <w:bCs w:val="false"/>
-          <w:color w:val="1C99E0"/>
-          <w:sz w:val="13"/>
-          <w:szCs w:val="13"/>
-          <w:u w:val="none"/>
-        </w:rPr>
-        <w:t>[</w:t>
-      </w:r>
-      <w:r>
-        <w:rPr>
-          <w:b/>
-          <w:bCs w:val="false"/>
-          <w:color w:val="1C99E0"/>
-          <w:sz w:val="13"/>
-          <w:szCs w:val="13"/>
-          <w:u w:val="none"/>
-        </w:rPr>
-        <w:t>Pre-</w:t>
-      </w:r>
-      <w:r>
-        <w:rPr>
-          <w:b/>
-          <w:bCs w:val="false"/>
-          <w:color w:val="1C99E0"/>
-          <w:sz w:val="13"/>
-          <w:szCs w:val="13"/>
-          <w:u w:val="none"/>
-        </w:rPr>
-        <w:t>Coro]</w:t>
-      </w:r>
-    </w:p>
-    <w:p>
-      <w:pPr>
-        <w:pStyle w:val="Normal"/>
-        <w:rPr>
-          <w:b w:val="false"/>
-          <w:b w:val="false"/>
-          <w:bCs w:val="false"/>
-          <w:color w:val="1C99E0"/>
-        </w:rPr>
-      </w:pPr>
-      <w:r>
-        <w:rPr/>
-      </w:r>
-    </w:p>
-    <w:p>
-      <w:pPr>
-        <w:pStyle w:val="Normal"/>
-        <w:rPr>
-          <w:b w:val="false"/>
-          <w:b w:val="false"/>
-          <w:bCs w:val="false"/>
-          <w:color w:val="1C99E0"/>
-        </w:rPr>
-      </w:pPr>
-      <w:r>
-        <w:rPr>
-          <w:b/>
-          <w:color w:val="1C99E0"/>
-          <w:sz w:val="13"/>
-          <w:szCs w:val="13"/>
-          <w:u w:val="none"/>
-        </w:rPr>
-        <w:t xml:space="preserve">[Coro </w:t>
-      </w:r>
-      <w:r>
-        <w:rPr>
-          <w:b/>
-          <w:color w:val="1C99E0"/>
-          <w:sz w:val="13"/>
-          <w:szCs w:val="13"/>
-          <w:u w:val="none"/>
-        </w:rPr>
-        <w:t>I</w:t>
-      </w:r>
-      <w:r>
-        <w:rPr>
-          <w:b/>
-          <w:color w:val="1C99E0"/>
-          <w:sz w:val="13"/>
-          <w:szCs w:val="13"/>
-          <w:u w:val="none"/>
-        </w:rPr>
-        <w:t>]</w:t>
-      </w:r>
-    </w:p>
-    <w:p>
-      <w:pPr>
-        <w:pStyle w:val="Normal"/>
-        <w:rPr>
-          <w:b w:val="false"/>
-          <w:b w:val="false"/>
-          <w:bCs w:val="false"/>
-          <w:color w:val="auto"/>
-        </w:rPr>
-      </w:pPr>
-      <w:r>
-        <w:rPr>
-          <w:b w:val="false"/>
-          <w:bCs w:val="false"/>
-          <w:color w:val="auto"/>
-          <w:sz w:val="13"/>
-          <w:szCs w:val="13"/>
-          <w:u w:val="none"/>
-        </w:rPr>
-        <w:t xml:space="preserve">     </w:t>
-      </w:r>
-      <w:r>
-        <w:rPr>
-          <w:b w:val="false"/>
-          <w:bCs w:val="false"/>
-          <w:color w:val="auto"/>
-          <w:sz w:val="13"/>
-          <w:szCs w:val="13"/>
-          <w:u w:val="none"/>
-        </w:rPr>
-        <w:t>Cadd9  D               Em7 G/B D/F#</w:t>
-      </w:r>
-    </w:p>
-    <w:p>
-      <w:pPr>
-        <w:pStyle w:val="Normal"/>
-        <w:rPr>
-          <w:b w:val="false"/>
-          <w:b w:val="false"/>
-          <w:bCs w:val="false"/>
-          <w:color w:val="auto"/>
-        </w:rPr>
-      </w:pPr>
-      <w:r>
-        <w:rPr>
-          <w:b w:val="false"/>
-          <w:bCs w:val="false"/>
-          <w:color w:val="auto"/>
-          <w:sz w:val="13"/>
-          <w:szCs w:val="13"/>
-          <w:u w:val="none"/>
-        </w:rPr>
-        <w:t>Virtuosa mujer quien la hallara</w:t>
-      </w:r>
-    </w:p>
-    <w:p>
-      <w:pPr>
-        <w:pStyle w:val="Normal"/>
-        <w:rPr>
-          <w:b w:val="false"/>
-          <w:b w:val="false"/>
-          <w:bCs w:val="false"/>
-          <w:color w:val="auto"/>
-        </w:rPr>
-      </w:pPr>
-      <w:r>
-        <w:rPr>
-          <w:b w:val="false"/>
-          <w:bCs w:val="false"/>
-          <w:color w:val="auto"/>
-          <w:sz w:val="13"/>
-          <w:szCs w:val="13"/>
-          <w:u w:val="none"/>
-        </w:rPr>
-        <w:t xml:space="preserve">   </w:t>
-      </w:r>
-      <w:r>
-        <w:rPr>
-          <w:b w:val="false"/>
-          <w:bCs w:val="false"/>
-          <w:color w:val="auto"/>
-          <w:sz w:val="13"/>
-          <w:szCs w:val="13"/>
-          <w:u w:val="none"/>
-        </w:rPr>
-        <w:t>Cadd9      D            G</w:t>
-      </w:r>
-    </w:p>
-    <w:p>
-      <w:pPr>
-        <w:pStyle w:val="Normal"/>
-        <w:rPr>
-          <w:b w:val="false"/>
-          <w:b w:val="false"/>
-          <w:bCs w:val="false"/>
-          <w:color w:val="auto"/>
-        </w:rPr>
-      </w:pPr>
-      <w:r>
-        <w:rPr>
-          <w:b w:val="false"/>
-          <w:bCs w:val="false"/>
-          <w:color w:val="auto"/>
-          <w:sz w:val="13"/>
-          <w:szCs w:val="13"/>
-          <w:u w:val="none"/>
-        </w:rPr>
-        <w:t>De fuerza y honor se vestirá</w:t>
-      </w:r>
-    </w:p>
-    <w:p>
-      <w:pPr>
-        <w:pStyle w:val="Normal"/>
-        <w:rPr>
-          <w:b w:val="false"/>
-          <w:b w:val="false"/>
-          <w:bCs w:val="false"/>
-          <w:color w:val="auto"/>
-        </w:rPr>
-      </w:pPr>
-      <w:r>
-        <w:rPr>
-          <w:b w:val="false"/>
-          <w:bCs w:val="false"/>
-          <w:color w:val="auto"/>
-        </w:rPr>
-      </w:r>
-    </w:p>
-    <w:p>
-      <w:pPr>
-        <w:pStyle w:val="Normal"/>
-        <w:rPr>
-          <w:b w:val="false"/>
-          <w:b w:val="false"/>
-          <w:bCs w:val="false"/>
-          <w:color w:val="1C99E0"/>
-        </w:rPr>
-      </w:pPr>
-      <w:r>
-        <w:rPr>
-          <w:b/>
-          <w:color w:val="1C99E0"/>
-          <w:sz w:val="13"/>
-          <w:szCs w:val="13"/>
-          <w:u w:val="none"/>
-        </w:rPr>
-        <w:t xml:space="preserve">[Coro </w:t>
+        <w:t>[Coro I</w:t>
       </w:r>
       <w:r>
         <w:rPr>
@@ -1791,7 +1723,7 @@
     <w:pPr>
       <w:widowControl/>
       <w:suppressAutoHyphens w:val="true"/>
-      <w:overflowPunct w:val="false"/>
+      <w:overflowPunct w:val="true"/>
       <w:bidi w:val="0"/>
       <w:spacing w:before="0" w:after="0"/>
       <w:jc w:val="left"/>
